--- a/docs/launch-kit/clinic-outreach-email.docx
+++ b/docs/launch-kit/clinic-outreach-email.docx
@@ -2,7 +2,7 @@
 <file path=word/document.xml><?xml version="1.0" encoding="utf-8"?>
 <w:document xmlns:w="http://schemas.openxmlformats.org/wordprocessingml/2006/main" xmlns:m="http://schemas.openxmlformats.org/officeDocument/2006/math" xmlns:r="http://schemas.openxmlformats.org/officeDocument/2006/relationships" xmlns:o="urn:schemas-microsoft-com:office:office" xmlns:v="urn:schemas-microsoft-com:vml" xmlns:w10="urn:schemas-microsoft-com:office:word" xmlns:a="http://schemas.openxmlformats.org/drawingml/2006/main" xmlns:pic="http://schemas.openxmlformats.org/drawingml/2006/picture" xmlns:wp="http://schemas.openxmlformats.org/drawingml/2006/wordprocessingDrawing">
   <w:body>
-    <w:bookmarkStart w:id="16" w:name="clinic-outreach-email-templates"/>
+    <w:bookmarkStart w:id="27" w:name="clinic-outreach-email-templates"/>
     <w:p>
       <w:pPr>
         <w:pStyle w:val="Heading1"/>
@@ -11,7 +11,7 @@
         <w:t xml:space="preserve">Clinic Outreach Email Templates</w:t>
       </w:r>
     </w:p>
-    <w:bookmarkStart w:id="9" w:name="principles"/>
+    <w:bookmarkStart w:id="20" w:name="principles"/>
     <w:p>
       <w:pPr>
         <w:pStyle w:val="Heading2"/>
@@ -22,16 +22,16 @@
     </w:p>
     <w:p>
       <w:pPr>
-        <w:pStyle w:val="Compact"/>
         <w:numPr>
           <w:ilvl w:val="0"/>
           <w:numId w:val="1001"/>
         </w:numPr>
+        <w:pStyle w:val="Compact"/>
       </w:pPr>
       <w:r>
         <w:rPr>
+          <w:bCs/>
           <w:b/>
-          <w:bCs/>
         </w:rPr>
         <w:t xml:space="preserve">Short.</w:t>
       </w:r>
@@ -44,16 +44,16 @@
     </w:p>
     <w:p>
       <w:pPr>
-        <w:pStyle w:val="Compact"/>
         <w:numPr>
           <w:ilvl w:val="0"/>
           <w:numId w:val="1001"/>
         </w:numPr>
+        <w:pStyle w:val="Compact"/>
       </w:pPr>
       <w:r>
         <w:rPr>
+          <w:bCs/>
           <w:b/>
-          <w:bCs/>
         </w:rPr>
         <w:t xml:space="preserve">Personal.</w:t>
       </w:r>
@@ -66,16 +66,16 @@
     </w:p>
     <w:p>
       <w:pPr>
-        <w:pStyle w:val="Compact"/>
         <w:numPr>
           <w:ilvl w:val="0"/>
           <w:numId w:val="1001"/>
         </w:numPr>
+        <w:pStyle w:val="Compact"/>
       </w:pPr>
       <w:r>
         <w:rPr>
+          <w:bCs/>
           <w:b/>
-          <w:bCs/>
         </w:rPr>
         <w:t xml:space="preserve">Concrete ask.</w:t>
       </w:r>
@@ -83,7 +83,13 @@
         <w:t xml:space="preserve"> </w:t>
       </w:r>
       <w:r>
-        <w:t xml:space="preserve">“15-minute demo this week”</w:t>
+        <w:t xml:space="preserve">“</w:t>
+      </w:r>
+      <w:r>
+        <w:t xml:space="preserve">15-minute demo this week</w:t>
+      </w:r>
+      <w:r>
+        <w:t xml:space="preserve">”</w:t>
       </w:r>
       <w:r>
         <w:t xml:space="preserve"> </w:t>
@@ -95,21 +101,27 @@
         <w:t xml:space="preserve"> </w:t>
       </w:r>
       <w:r>
-        <w:t xml:space="preserve">“can we chat sometime?”</w:t>
-      </w:r>
-    </w:p>
-    <w:p>
-      <w:pPr>
-        <w:pStyle w:val="Compact"/>
+        <w:t xml:space="preserve">“</w:t>
+      </w:r>
+      <w:r>
+        <w:t xml:space="preserve">can we chat sometime?</w:t>
+      </w:r>
+      <w:r>
+        <w:t xml:space="preserve">”</w:t>
+      </w:r>
+    </w:p>
+    <w:p>
+      <w:pPr>
         <w:numPr>
           <w:ilvl w:val="0"/>
           <w:numId w:val="1001"/>
         </w:numPr>
+        <w:pStyle w:val="Compact"/>
       </w:pPr>
       <w:r>
         <w:rPr>
+          <w:bCs/>
           <w:b/>
-          <w:bCs/>
         </w:rPr>
         <w:t xml:space="preserve">Easy path forward.</w:t>
       </w:r>
@@ -122,16 +134,16 @@
     </w:p>
     <w:p>
       <w:pPr>
-        <w:pStyle w:val="Compact"/>
         <w:numPr>
           <w:ilvl w:val="0"/>
           <w:numId w:val="1001"/>
         </w:numPr>
+        <w:pStyle w:val="Compact"/>
       </w:pPr>
       <w:r>
         <w:rPr>
+          <w:bCs/>
           <w:b/>
-          <w:bCs/>
         </w:rPr>
         <w:t xml:space="preserve">Let the product speak.</w:t>
       </w:r>
@@ -149,8 +161,8 @@
         </w:pict>
       </w:r>
     </w:p>
-    <w:bookmarkEnd w:id="9"/>
-    <w:bookmarkStart w:id="10" w:name="Xf4b03fc831ae56c8b996f306762c4ebda87f569"/>
+    <w:bookmarkEnd w:id="20"/>
+    <w:bookmarkStart w:id="21" w:name="Xf4b03fc831ae56c8b996f306762c4ebda87f569"/>
     <w:p>
       <w:pPr>
         <w:pStyle w:val="Heading2"/>
@@ -165,8 +177,8 @@
       </w:pPr>
       <w:r>
         <w:rPr>
+          <w:bCs/>
           <w:b/>
-          <w:bCs/>
         </w:rPr>
         <w:t xml:space="preserve">Subject:</w:t>
       </w:r>
@@ -193,7 +205,13 @@
         <w:t xml:space="preserve">Remember when we talked about [SPECIFIC PAIN POINT — e.g. </w:t>
       </w:r>
       <w:r>
-        <w:t xml:space="preserve">“how much time your MA spends faxing Olympia”</w:t>
+        <w:t xml:space="preserve">“</w:t>
+      </w:r>
+      <w:r>
+        <w:t xml:space="preserve">how much time your MA spends faxing Olympia</w:t>
+      </w:r>
+      <w:r>
+        <w:t xml:space="preserve">”</w:t>
       </w:r>
       <w:r>
         <w:t xml:space="preserve"> </w:t>
@@ -205,7 +223,13 @@
         <w:t xml:space="preserve"> </w:t>
       </w:r>
       <w:r>
-        <w:t xml:space="preserve">“the Semaglutide pricing mess”</w:t>
+        <w:t xml:space="preserve">“</w:t>
+      </w:r>
+      <w:r>
+        <w:t xml:space="preserve">the Semaglutide pricing mess</w:t>
+      </w:r>
+      <w:r>
+        <w:t xml:space="preserve">”</w:t>
       </w:r>
       <w:r>
         <w:t xml:space="preserve"> </w:t>
@@ -217,7 +241,13 @@
         <w:t xml:space="preserve"> </w:t>
       </w:r>
       <w:r>
-        <w:t xml:space="preserve">“not being able to track which pharmacy shipped what”</w:t>
+        <w:t xml:space="preserve">“</w:t>
+      </w:r>
+      <w:r>
+        <w:t xml:space="preserve">not being able to track which pharmacy shipped what</w:t>
+      </w:r>
+      <w:r>
+        <w:t xml:space="preserve">”</w:t>
       </w:r>
       <w:r>
         <w:t xml:space="preserve">]?</w:t>
@@ -249,11 +279,11 @@
     </w:p>
     <w:p>
       <w:pPr>
-        <w:pStyle w:val="Compact"/>
         <w:numPr>
           <w:ilvl w:val="0"/>
           <w:numId w:val="1002"/>
         </w:numPr>
+        <w:pStyle w:val="Compact"/>
       </w:pPr>
       <w:r>
         <w:t xml:space="preserve">[DAY 1], [TIME]</w:t>
@@ -261,11 +291,11 @@
     </w:p>
     <w:p>
       <w:pPr>
-        <w:pStyle w:val="Compact"/>
         <w:numPr>
           <w:ilvl w:val="0"/>
           <w:numId w:val="1002"/>
         </w:numPr>
+        <w:pStyle w:val="Compact"/>
       </w:pPr>
       <w:r>
         <w:t xml:space="preserve">[DAY 2], [TIME]</w:t>
@@ -273,11 +303,11 @@
     </w:p>
     <w:p>
       <w:pPr>
-        <w:pStyle w:val="Compact"/>
         <w:numPr>
           <w:ilvl w:val="0"/>
           <w:numId w:val="1002"/>
         </w:numPr>
+        <w:pStyle w:val="Compact"/>
       </w:pPr>
       <w:r>
         <w:t xml:space="preserve">[DAY 3], [TIME]</w:t>
@@ -301,16 +331,16 @@
     </w:p>
     <w:p>
       <w:pPr>
-        <w:pStyle w:val="Compact"/>
         <w:numPr>
           <w:ilvl w:val="0"/>
           <w:numId w:val="1003"/>
         </w:numPr>
+        <w:pStyle w:val="Compact"/>
       </w:pPr>
       <w:r>
         <w:rPr>
+          <w:bCs/>
           <w:b/>
-          <w:bCs/>
         </w:rPr>
         <w:t xml:space="preserve">URL:</w:t>
       </w:r>
@@ -323,16 +353,16 @@
     </w:p>
     <w:p>
       <w:pPr>
-        <w:pStyle w:val="Compact"/>
         <w:numPr>
           <w:ilvl w:val="0"/>
           <w:numId w:val="1003"/>
         </w:numPr>
+        <w:pStyle w:val="Compact"/>
       </w:pPr>
       <w:r>
         <w:rPr>
+          <w:bCs/>
           <w:b/>
-          <w:bCs/>
         </w:rPr>
         <w:t xml:space="preserve">Email:</w:t>
       </w:r>
@@ -345,16 +375,16 @@
     </w:p>
     <w:p>
       <w:pPr>
-        <w:pStyle w:val="Compact"/>
         <w:numPr>
           <w:ilvl w:val="0"/>
           <w:numId w:val="1003"/>
         </w:numPr>
+        <w:pStyle w:val="Compact"/>
       </w:pPr>
       <w:r>
         <w:rPr>
+          <w:bCs/>
           <w:b/>
-          <w:bCs/>
         </w:rPr>
         <w:t xml:space="preserve">Password:</w:t>
       </w:r>
@@ -386,8 +416,8 @@
         </w:pict>
       </w:r>
     </w:p>
-    <w:bookmarkEnd w:id="10"/>
-    <w:bookmarkStart w:id="11" w:name="template-2-referral-lukewarm-contact"/>
+    <w:bookmarkEnd w:id="21"/>
+    <w:bookmarkStart w:id="22" w:name="template-2-referral-lukewarm-contact"/>
     <w:p>
       <w:pPr>
         <w:pStyle w:val="Heading2"/>
@@ -402,8 +432,8 @@
       </w:pPr>
       <w:r>
         <w:rPr>
+          <w:bCs/>
           <w:b/>
-          <w:bCs/>
         </w:rPr>
         <w:t xml:space="preserve">Subject:</w:t>
       </w:r>
@@ -448,11 +478,11 @@
     </w:p>
     <w:p>
       <w:pPr>
-        <w:pStyle w:val="Compact"/>
         <w:numPr>
           <w:ilvl w:val="0"/>
           <w:numId w:val="1004"/>
         </w:numPr>
+        <w:pStyle w:val="Compact"/>
       </w:pPr>
       <w:r>
         <w:t xml:space="preserve">Platform fee waived for the first 6 months (typically 15% of margin)</w:t>
@@ -460,11 +490,11 @@
     </w:p>
     <w:p>
       <w:pPr>
-        <w:pStyle w:val="Compact"/>
         <w:numPr>
           <w:ilvl w:val="0"/>
           <w:numId w:val="1004"/>
         </w:numPr>
+        <w:pStyle w:val="Compact"/>
       </w:pPr>
       <w:r>
         <w:t xml:space="preserve">Direct input on features</w:t>
@@ -472,11 +502,11 @@
     </w:p>
     <w:p>
       <w:pPr>
-        <w:pStyle w:val="Compact"/>
         <w:numPr>
           <w:ilvl w:val="0"/>
           <w:numId w:val="1004"/>
         </w:numPr>
+        <w:pStyle w:val="Compact"/>
       </w:pPr>
       <w:r>
         <w:t xml:space="preserve">Priority support from me personally</w:t>
@@ -527,8 +557,8 @@
         </w:pict>
       </w:r>
     </w:p>
-    <w:bookmarkEnd w:id="11"/>
-    <w:bookmarkStart w:id="12" w:name="Xbdcd4f7eb59e13e9716d834b76c3e6ca412cb4a"/>
+    <w:bookmarkEnd w:id="22"/>
+    <w:bookmarkStart w:id="23" w:name="Xbdcd4f7eb59e13e9716d834b76c3e6ca412cb4a"/>
     <w:p>
       <w:pPr>
         <w:pStyle w:val="Heading2"/>
@@ -543,8 +573,8 @@
       </w:pPr>
       <w:r>
         <w:rPr>
+          <w:bCs/>
           <w:b/>
-          <w:bCs/>
         </w:rPr>
         <w:t xml:space="preserve">Subject:</w:t>
       </w:r>
@@ -589,11 +619,11 @@
     </w:p>
     <w:p>
       <w:pPr>
-        <w:pStyle w:val="Compact"/>
         <w:numPr>
           <w:ilvl w:val="0"/>
           <w:numId w:val="1005"/>
         </w:numPr>
+        <w:pStyle w:val="Compact"/>
       </w:pPr>
       <w:r>
         <w:t xml:space="preserve">Your MA prescribes a multi-medication protocol in under 45 seconds</w:t>
@@ -601,11 +631,11 @@
     </w:p>
     <w:p>
       <w:pPr>
-        <w:pStyle w:val="Compact"/>
         <w:numPr>
           <w:ilvl w:val="0"/>
           <w:numId w:val="1005"/>
         </w:numPr>
+        <w:pStyle w:val="Compact"/>
       </w:pPr>
       <w:r>
         <w:t xml:space="preserve">Your patients pay via a text-message checkout with Apple Pay / Google Pay</w:t>
@@ -613,11 +643,11 @@
     </w:p>
     <w:p>
       <w:pPr>
-        <w:pStyle w:val="Compact"/>
         <w:numPr>
           <w:ilvl w:val="0"/>
           <w:numId w:val="1005"/>
         </w:numPr>
+        <w:pStyle w:val="Compact"/>
       </w:pPr>
       <w:r>
         <w:t xml:space="preserve">Your margin is transparent and locked above wholesale — no accidental underpricing</w:t>
@@ -674,8 +704,8 @@
         </w:pict>
       </w:r>
     </w:p>
-    <w:bookmarkEnd w:id="12"/>
-    <w:bookmarkStart w:id="13" w:name="follow-up-sequence-use-with-any-template"/>
+    <w:bookmarkEnd w:id="23"/>
+    <w:bookmarkStart w:id="24" w:name="follow-up-sequence-use-with-any-template"/>
     <w:p>
       <w:pPr>
         <w:pStyle w:val="Heading2"/>
@@ -690,8 +720,8 @@
       </w:pPr>
       <w:r>
         <w:rPr>
+          <w:bCs/>
           <w:b/>
-          <w:bCs/>
         </w:rPr>
         <w:t xml:space="preserve">If no response in 4 business days — send Follow-Up 1:</w:t>
       </w:r>
@@ -710,8 +740,8 @@
       </w:pPr>
       <w:r>
         <w:rPr>
+          <w:bCs/>
           <w:b/>
-          <w:bCs/>
         </w:rPr>
         <w:t xml:space="preserve">If no response in 7 days after Follow-Up 1 — send Follow-Up 2:</w:t>
       </w:r>
@@ -730,8 +760,8 @@
       </w:pPr>
       <w:r>
         <w:rPr>
+          <w:bCs/>
           <w:b/>
-          <w:bCs/>
         </w:rPr>
         <w:t xml:space="preserve">If no response after Follow-Up 2:</w:t>
       </w:r>
@@ -749,8 +779,8 @@
         </w:pict>
       </w:r>
     </w:p>
-    <w:bookmarkEnd w:id="13"/>
-    <w:bookmarkStart w:id="14" w:name="target-list-template"/>
+    <w:bookmarkEnd w:id="24"/>
+    <w:bookmarkStart w:id="25" w:name="target-list-template"/>
     <w:p>
       <w:pPr>
         <w:pStyle w:val="Heading2"/>
@@ -771,8 +801,8 @@
       <w:tblPr>
         <w:tblStyle w:val="Table"/>
         <w:tblW w:type="pct" w:w="5000"/>
-        <w:tblLayout w:type="fixed"/>
         <w:tblLook w:firstRow="1" w:lastRow="0" w:firstColumn="0" w:lastColumn="0" w:noHBand="0" w:noVBand="0" w:val="0020"/>
+        <w:jc w:val="start"/>
       </w:tblPr>
       <w:tblGrid>
         <w:gridCol w:w="903"/>
@@ -788,13 +818,14 @@
       </w:tblGrid>
       <w:tr>
         <w:trPr>
-          <w:tblHeader w:val="on"/>
+          <w:tblHeader w:val="true"/>
         </w:trPr>
         <w:tc>
           <w:tcPr/>
           <w:p>
             <w:pPr>
               <w:pStyle w:val="Compact"/>
+              <w:jc w:val="left"/>
             </w:pPr>
             <w:r>
               <w:t xml:space="preserve">Clinic Name</w:t>
@@ -806,6 +837,7 @@
           <w:p>
             <w:pPr>
               <w:pStyle w:val="Compact"/>
+              <w:jc w:val="left"/>
             </w:pPr>
             <w:r>
               <w:t xml:space="preserve">Location</w:t>
@@ -817,6 +849,7 @@
           <w:p>
             <w:pPr>
               <w:pStyle w:val="Compact"/>
+              <w:jc w:val="left"/>
             </w:pPr>
             <w:r>
               <w:t xml:space="preserve">Contact</w:t>
@@ -828,6 +861,7 @@
           <w:p>
             <w:pPr>
               <w:pStyle w:val="Compact"/>
+              <w:jc w:val="left"/>
             </w:pPr>
             <w:r>
               <w:t xml:space="preserve">Email</w:t>
@@ -839,6 +873,7 @@
           <w:p>
             <w:pPr>
               <w:pStyle w:val="Compact"/>
+              <w:jc w:val="left"/>
             </w:pPr>
             <w:r>
               <w:t xml:space="preserve">Warm / Referral / Cold</w:t>
@@ -850,6 +885,7 @@
           <w:p>
             <w:pPr>
               <w:pStyle w:val="Compact"/>
+              <w:jc w:val="left"/>
             </w:pPr>
             <w:r>
               <w:t xml:space="preserve">Template #</w:t>
@@ -861,6 +897,7 @@
           <w:p>
             <w:pPr>
               <w:pStyle w:val="Compact"/>
+              <w:jc w:val="left"/>
             </w:pPr>
             <w:r>
               <w:t xml:space="preserve">Sent Date</w:t>
@@ -872,6 +909,7 @@
           <w:p>
             <w:pPr>
               <w:pStyle w:val="Compact"/>
+              <w:jc w:val="left"/>
             </w:pPr>
             <w:r>
               <w:t xml:space="preserve">Response</w:t>
@@ -883,6 +921,7 @@
           <w:p>
             <w:pPr>
               <w:pStyle w:val="Compact"/>
+              <w:jc w:val="left"/>
             </w:pPr>
             <w:r>
               <w:t xml:space="preserve">Demo Date</w:t>
@@ -894,6 +933,7 @@
           <w:p>
             <w:pPr>
               <w:pStyle w:val="Compact"/>
+              <w:jc w:val="left"/>
             </w:pPr>
             <w:r>
               <w:t xml:space="preserve">Status</w:t>
@@ -1154,8 +1194,8 @@
       </w:pPr>
       <w:r>
         <w:rPr>
+          <w:bCs/>
           <w:b/>
-          <w:bCs/>
         </w:rPr>
         <w:t xml:space="preserve">Goal:</w:t>
       </w:r>
@@ -1173,8 +1213,8 @@
         </w:pict>
       </w:r>
     </w:p>
-    <w:bookmarkEnd w:id="14"/>
-    <w:bookmarkStart w:id="15" w:name="quick-sanity-checks-before-sending"/>
+    <w:bookmarkEnd w:id="25"/>
+    <w:bookmarkStart w:id="26" w:name="quick-sanity-checks-before-sending"/>
     <w:p>
       <w:pPr>
         <w:pStyle w:val="Heading2"/>
@@ -1185,56 +1225,62 @@
     </w:p>
     <w:p>
       <w:pPr>
-        <w:pStyle w:val="Compact"/>
         <w:numPr>
           <w:ilvl w:val="0"/>
           <w:numId w:val="1006"/>
         </w:numPr>
-      </w:pPr>
-      <w:r>
-        <w:t xml:space="preserve">First name spelled right? (Double check — spelling their name wrong kills the email)</w:t>
-      </w:r>
-    </w:p>
-    <w:p>
-      <w:pPr>
         <w:pStyle w:val="Compact"/>
+      </w:pPr>
+      <w:r>
+        <w:t xml:space="preserve">☐ First name spelled right? (Double check — spelling their name wrong kills the email)</w:t>
+      </w:r>
+    </w:p>
+    <w:p>
+      <w:pPr>
         <w:numPr>
           <w:ilvl w:val="0"/>
-          <w:numId w:val="1007"/>
+          <w:numId w:val="1006"/>
         </w:numPr>
-      </w:pPr>
-      <w:r>
-        <w:t xml:space="preserve">Subject line under 60 characters? (Mobile preview truncation)</w:t>
-      </w:r>
-    </w:p>
-    <w:p>
-      <w:pPr>
         <w:pStyle w:val="Compact"/>
+      </w:pPr>
+      <w:r>
+        <w:t xml:space="preserve">☐ Subject line under 60 characters? (Mobile preview truncation)</w:t>
+      </w:r>
+    </w:p>
+    <w:p>
+      <w:pPr>
         <w:numPr>
           <w:ilvl w:val="0"/>
-          <w:numId w:val="1008"/>
+          <w:numId w:val="1006"/>
         </w:numPr>
-      </w:pPr>
-      <w:r>
-        <w:t xml:space="preserve">Specific pain point or mutual connection referenced? (Proves it’s not a blast)</w:t>
-      </w:r>
-    </w:p>
-    <w:p>
-      <w:pPr>
         <w:pStyle w:val="Compact"/>
+      </w:pPr>
+      <w:r>
+        <w:t xml:space="preserve">☐ Specific pain point or mutual connection referenced? (Proves it’s not a blast)</w:t>
+      </w:r>
+    </w:p>
+    <w:p>
+      <w:pPr>
         <w:numPr>
           <w:ilvl w:val="0"/>
-          <w:numId w:val="1009"/>
+          <w:numId w:val="1006"/>
         </w:numPr>
-      </w:pPr>
-      <w:r>
-        <w:t xml:space="preserve">3 specific times offered OR Calendly link? (Don’t say</w:t>
+        <w:pStyle w:val="Compact"/>
+      </w:pPr>
+      <w:r>
+        <w:t xml:space="preserve">☐ 3 specific times offered OR Calendly link? (Don’t say</w:t>
       </w:r>
       <w:r>
         <w:t xml:space="preserve"> </w:t>
       </w:r>
       <w:r>
-        <w:t xml:space="preserve">“whenever works”</w:t>
+        <w:t xml:space="preserve">“</w:t>
+      </w:r>
+      <w:r>
+        <w:t xml:space="preserve">whenever works</w:t>
+      </w:r>
+      <w:r>
+        <w:t xml:space="preserve">”</w:t>
       </w:r>
       <w:r>
         <w:t xml:space="preserve">)</w:t>
@@ -1242,47 +1288,43 @@
     </w:p>
     <w:p>
       <w:pPr>
-        <w:pStyle w:val="Compact"/>
         <w:numPr>
           <w:ilvl w:val="0"/>
-          <w:numId w:val="1010"/>
+          <w:numId w:val="1006"/>
         </w:numPr>
-      </w:pPr>
-      <w:r>
-        <w:t xml:space="preserve">Demo URL + login included? (Let them self-serve)</w:t>
-      </w:r>
-    </w:p>
-    <w:p>
-      <w:pPr>
         <w:pStyle w:val="Compact"/>
+      </w:pPr>
+      <w:r>
+        <w:t xml:space="preserve">☐ Demo URL + login included? (Let them self-serve)</w:t>
+      </w:r>
+    </w:p>
+    <w:p>
+      <w:pPr>
         <w:numPr>
           <w:ilvl w:val="0"/>
-          <w:numId w:val="1011"/>
+          <w:numId w:val="1006"/>
         </w:numPr>
-      </w:pPr>
-      <w:r>
-        <w:t xml:space="preserve">Your signature has phone number? (Some people prefer to just call)</w:t>
-      </w:r>
-    </w:p>
-    <w:p>
-      <w:pPr>
         <w:pStyle w:val="Compact"/>
+      </w:pPr>
+      <w:r>
+        <w:t xml:space="preserve">☐ Your signature has phone number? (Some people prefer to just call)</w:t>
+      </w:r>
+    </w:p>
+    <w:p>
+      <w:pPr>
         <w:numPr>
           <w:ilvl w:val="0"/>
-          <w:numId w:val="1012"/>
+          <w:numId w:val="1006"/>
         </w:numPr>
-      </w:pPr>
-      <w:r>
-        <w:t xml:space="preserve">Sent from YOUR email, not a generic noreply@? (Trust factor)</w:t>
-      </w:r>
-    </w:p>
-    <w:bookmarkEnd w:id="15"/>
-    <w:bookmarkEnd w:id="16"/>
-    <w:sectPr>
-      <w:footnotePr>
-        <w:numRestart w:val="eachSect"/>
-      </w:footnotePr>
-    </w:sectPr>
+        <w:pStyle w:val="Compact"/>
+      </w:pPr>
+      <w:r>
+        <w:t xml:space="preserve">☐ Sent from YOUR email, not a generic noreply@? (Trust factor)</w:t>
+      </w:r>
+    </w:p>
+    <w:bookmarkEnd w:id="26"/>
+    <w:bookmarkEnd w:id="27"/>
+    <w:sectPr/>
   </w:body>
 </w:document>
 </file>
@@ -1313,14 +1355,14 @@
 <file path=word/numbering.xml><?xml version="1.0" encoding="utf-8"?>
 <w:numbering xmlns:w="http://schemas.openxmlformats.org/wordprocessingml/2006/main">
   <w:abstractNum w:abstractNumId="990">
-    <w:nsid w:val="0000A990"/>
+    <w:nsid w:val="A990"/>
     <w:multiLevelType w:val="multilevel"/>
     <w:lvl w:ilvl="0">
       <w:numFmt w:val="bullet"/>
       <w:lvlText w:val=" "/>
       <w:lvlJc w:val="left"/>
       <w:pPr>
-        <w:ind w:left="720" w:hanging="360"/>
+        <w:ind w:left="720" w:hanging="480"/>
       </w:pPr>
     </w:lvl>
     <w:lvl w:ilvl="1">
@@ -1328,7 +1370,7 @@
       <w:lvlText w:val=" "/>
       <w:lvlJc w:val="left"/>
       <w:pPr>
-        <w:ind w:left="1440" w:hanging="360"/>
+        <w:ind w:left="1440" w:hanging="480"/>
       </w:pPr>
     </w:lvl>
     <w:lvl w:ilvl="2">
@@ -1336,7 +1378,7 @@
       <w:lvlText w:val=" "/>
       <w:lvlJc w:val="left"/>
       <w:pPr>
-        <w:ind w:left="2160" w:hanging="360"/>
+        <w:ind w:left="2160" w:hanging="480"/>
       </w:pPr>
     </w:lvl>
     <w:lvl w:ilvl="3">
@@ -1344,7 +1386,7 @@
       <w:lvlText w:val=" "/>
       <w:lvlJc w:val="left"/>
       <w:pPr>
-        <w:ind w:left="2880" w:hanging="360"/>
+        <w:ind w:left="2880" w:hanging="480"/>
       </w:pPr>
     </w:lvl>
     <w:lvl w:ilvl="4">
@@ -1352,7 +1394,7 @@
       <w:lvlText w:val=" "/>
       <w:lvlJc w:val="left"/>
       <w:pPr>
-        <w:ind w:left="3600" w:hanging="360"/>
+        <w:ind w:left="3600" w:hanging="480"/>
       </w:pPr>
     </w:lvl>
     <w:lvl w:ilvl="5">
@@ -1360,7 +1402,7 @@
       <w:lvlText w:val=" "/>
       <w:lvlJc w:val="left"/>
       <w:pPr>
-        <w:ind w:left="4320" w:hanging="360"/>
+        <w:ind w:left="4320" w:hanging="480"/>
       </w:pPr>
     </w:lvl>
     <w:lvl w:ilvl="6">
@@ -1368,7 +1410,7 @@
       <w:lvlText w:val=" "/>
       <w:lvlJc w:val="left"/>
       <w:pPr>
-        <w:ind w:left="5040" w:hanging="360"/>
+        <w:ind w:left="5040" w:hanging="480"/>
       </w:pPr>
     </w:lvl>
     <w:lvl w:ilvl="7">
@@ -1376,7 +1418,7 @@
       <w:lvlText w:val=" "/>
       <w:lvlJc w:val="left"/>
       <w:pPr>
-        <w:ind w:left="5760" w:hanging="360"/>
+        <w:ind w:left="5760" w:hanging="480"/>
       </w:pPr>
     </w:lvl>
     <w:lvl w:ilvl="8">
@@ -1384,12 +1426,12 @@
       <w:lvlText w:val=" "/>
       <w:lvlJc w:val="left"/>
       <w:pPr>
-        <w:ind w:left="6480" w:hanging="360"/>
+        <w:ind w:left="6480" w:hanging="480"/>
       </w:pPr>
     </w:lvl>
   </w:abstractNum>
   <w:abstractNum w:abstractNumId="99411">
-    <w:nsid w:val="00A99411"/>
+    <w:nsid w:val="A99411"/>
     <w:multiLevelType w:val="multilevel"/>
     <w:lvl w:ilvl="0">
       <w:start w:val="1"/>
@@ -1397,7 +1439,7 @@
       <w:lvlText w:val="%1."/>
       <w:lvlJc w:val="left"/>
       <w:pPr>
-        <w:ind w:left="720" w:hanging="360"/>
+        <w:ind w:left="720" w:hanging="480"/>
       </w:pPr>
     </w:lvl>
     <w:lvl w:ilvl="1">
@@ -1406,7 +1448,7 @@
       <w:lvlText w:val="%2."/>
       <w:lvlJc w:val="left"/>
       <w:pPr>
-        <w:ind w:left="1440" w:hanging="360"/>
+        <w:ind w:left="1440" w:hanging="480"/>
       </w:pPr>
     </w:lvl>
     <w:lvl w:ilvl="2">
@@ -1415,7 +1457,7 @@
       <w:lvlText w:val="%3."/>
       <w:lvlJc w:val="left"/>
       <w:pPr>
-        <w:ind w:left="2160" w:hanging="360"/>
+        <w:ind w:left="2160" w:hanging="480"/>
       </w:pPr>
     </w:lvl>
     <w:lvl w:ilvl="3">
@@ -1424,7 +1466,7 @@
       <w:lvlText w:val="%4."/>
       <w:lvlJc w:val="left"/>
       <w:pPr>
-        <w:ind w:left="2880" w:hanging="360"/>
+        <w:ind w:left="2880" w:hanging="480"/>
       </w:pPr>
     </w:lvl>
     <w:lvl w:ilvl="4">
@@ -1433,7 +1475,7 @@
       <w:lvlText w:val="%5."/>
       <w:lvlJc w:val="left"/>
       <w:pPr>
-        <w:ind w:left="3600" w:hanging="360"/>
+        <w:ind w:left="3600" w:hanging="480"/>
       </w:pPr>
     </w:lvl>
     <w:lvl w:ilvl="5">
@@ -1442,7 +1484,7 @@
       <w:lvlText w:val="%6."/>
       <w:lvlJc w:val="left"/>
       <w:pPr>
-        <w:ind w:left="4320" w:hanging="360"/>
+        <w:ind w:left="4320" w:hanging="480"/>
       </w:pPr>
     </w:lvl>
     <w:lvl w:ilvl="6">
@@ -1451,7 +1493,7 @@
       <w:lvlText w:val="%7."/>
       <w:lvlJc w:val="left"/>
       <w:pPr>
-        <w:ind w:left="5040" w:hanging="360"/>
+        <w:ind w:left="5040" w:hanging="480"/>
       </w:pPr>
     </w:lvl>
     <w:lvl w:ilvl="7">
@@ -1460,7 +1502,7 @@
       <w:lvlText w:val="%8."/>
       <w:lvlJc w:val="left"/>
       <w:pPr>
-        <w:ind w:left="5760" w:hanging="360"/>
+        <w:ind w:left="5760" w:hanging="480"/>
       </w:pPr>
     </w:lvl>
     <w:lvl w:ilvl="8">
@@ -1469,186 +1511,83 @@
       <w:lvlText w:val="%9."/>
       <w:lvlJc w:val="left"/>
       <w:pPr>
-        <w:ind w:left="6480" w:hanging="360"/>
+        <w:ind w:left="6480" w:hanging="480"/>
       </w:pPr>
     </w:lvl>
   </w:abstractNum>
   <w:abstractNum w:abstractNumId="991">
-    <w:nsid w:val="0000A991"/>
+    <w:nsid w:val="A991"/>
     <w:multiLevelType w:val="multilevel"/>
     <w:lvl w:ilvl="0">
       <w:numFmt w:val="bullet"/>
-      <w:lvlText w:val=""/>
+      <w:lvlText w:val="•"/>
       <w:lvlJc w:val="left"/>
       <w:pPr>
-        <w:ind w:left="720" w:hanging="360"/>
-      </w:pPr>
-      <w:rPr>
-        <w:rFonts w:ascii="Symbol" w:hAnsi="Symbol" w:cs="Symbol" w:hint="default"/>
-      </w:rPr>
+        <w:ind w:left="720" w:hanging="480"/>
+      </w:pPr>
     </w:lvl>
     <w:lvl w:ilvl="1">
       <w:numFmt w:val="bullet"/>
-      <w:lvlText w:val="o"/>
+      <w:lvlText w:val="–"/>
       <w:lvlJc w:val="left"/>
       <w:pPr>
-        <w:ind w:left="1440" w:hanging="360"/>
-      </w:pPr>
-      <w:rPr>
-        <w:rFonts w:ascii="Courier New" w:hAnsi="Courier New" w:cs="Courier New" w:hint="default"/>
-      </w:rPr>
+        <w:ind w:left="1440" w:hanging="480"/>
+      </w:pPr>
     </w:lvl>
     <w:lvl w:ilvl="2">
       <w:numFmt w:val="bullet"/>
-      <w:lvlText w:val=""/>
+      <w:lvlText w:val="•"/>
       <w:lvlJc w:val="left"/>
       <w:pPr>
-        <w:ind w:left="2160" w:hanging="360"/>
-      </w:pPr>
-      <w:rPr>
-        <w:rFonts w:ascii="Wingdings" w:hAnsi="Wingdings" w:cs="Wingdings" w:hint="default"/>
-      </w:rPr>
+        <w:ind w:left="2160" w:hanging="480"/>
+      </w:pPr>
     </w:lvl>
     <w:lvl w:ilvl="3">
       <w:numFmt w:val="bullet"/>
-      <w:lvlText w:val=""/>
+      <w:lvlText w:val="–"/>
       <w:lvlJc w:val="left"/>
       <w:pPr>
-        <w:ind w:left="2880" w:hanging="360"/>
-      </w:pPr>
-      <w:rPr>
-        <w:rFonts w:ascii="Symbol" w:hAnsi="Symbol" w:cs="Symbol" w:hint="default"/>
-      </w:rPr>
+        <w:ind w:left="2880" w:hanging="480"/>
+      </w:pPr>
     </w:lvl>
     <w:lvl w:ilvl="4">
       <w:numFmt w:val="bullet"/>
-      <w:lvlText w:val="o"/>
+      <w:lvlText w:val="•"/>
       <w:lvlJc w:val="left"/>
       <w:pPr>
-        <w:ind w:left="3600" w:hanging="360"/>
-      </w:pPr>
-      <w:rPr>
-        <w:rFonts w:ascii="Courier New" w:hAnsi="Courier New" w:cs="Courier New" w:hint="default"/>
-      </w:rPr>
+        <w:ind w:left="3600" w:hanging="480"/>
+      </w:pPr>
     </w:lvl>
     <w:lvl w:ilvl="5">
       <w:numFmt w:val="bullet"/>
-      <w:lvlText w:val=""/>
+      <w:lvlText w:val="–"/>
       <w:lvlJc w:val="left"/>
       <w:pPr>
-        <w:ind w:left="4320" w:hanging="360"/>
-      </w:pPr>
-      <w:rPr>
-        <w:rFonts w:ascii="Wingdings" w:hAnsi="Wingdings" w:cs="Wingdings" w:hint="default"/>
-      </w:rPr>
+        <w:ind w:left="4320" w:hanging="480"/>
+      </w:pPr>
     </w:lvl>
     <w:lvl w:ilvl="6">
       <w:numFmt w:val="bullet"/>
-      <w:lvlText w:val=""/>
+      <w:lvlText w:val="•"/>
       <w:lvlJc w:val="left"/>
       <w:pPr>
-        <w:ind w:left="5040" w:hanging="360"/>
-      </w:pPr>
-      <w:rPr>
-        <w:rFonts w:ascii="Symbol" w:hAnsi="Symbol" w:cs="Symbol" w:hint="default"/>
-      </w:rPr>
+        <w:ind w:left="5040" w:hanging="480"/>
+      </w:pPr>
     </w:lvl>
     <w:lvl w:ilvl="7">
       <w:numFmt w:val="bullet"/>
-      <w:lvlText w:val="o"/>
+      <w:lvlText w:val="–"/>
       <w:lvlJc w:val="left"/>
       <w:pPr>
-        <w:ind w:left="5760" w:hanging="360"/>
-      </w:pPr>
-      <w:rPr>
-        <w:rFonts w:ascii="Courier New" w:hAnsi="Courier New" w:cs="Courier New" w:hint="default"/>
-      </w:rPr>
+        <w:ind w:left="5760" w:hanging="480"/>
+      </w:pPr>
     </w:lvl>
     <w:lvl w:ilvl="8">
       <w:numFmt w:val="bullet"/>
-      <w:lvlText w:val=""/>
+      <w:lvlText w:val="•"/>
       <w:lvlJc w:val="left"/>
       <w:pPr>
-        <w:ind w:left="6480" w:hanging="360"/>
-      </w:pPr>
-      <w:rPr>
-        <w:rFonts w:ascii="Wingdings" w:hAnsi="Wingdings" w:cs="Wingdings" w:hint="default"/>
-      </w:rPr>
-    </w:lvl>
-  </w:abstractNum>
-  <w:abstractNum w:abstractNumId="992">
-    <w:nsid w:val="0000A992"/>
-    <w:multiLevelType w:val="multilevel"/>
-    <w:lvl w:ilvl="0">
-      <w:numFmt w:val="bullet"/>
-      <w:lvlText w:val="☐"/>
-      <w:lvlJc w:val="left"/>
-      <w:pPr>
-        <w:ind w:left="720" w:hanging="360"/>
-      </w:pPr>
-    </w:lvl>
-    <w:lvl w:ilvl="1">
-      <w:numFmt w:val="bullet"/>
-      <w:lvlText w:val="☐"/>
-      <w:lvlJc w:val="left"/>
-      <w:pPr>
-        <w:ind w:left="1440" w:hanging="360"/>
-      </w:pPr>
-    </w:lvl>
-    <w:lvl w:ilvl="2">
-      <w:numFmt w:val="bullet"/>
-      <w:lvlText w:val="☐"/>
-      <w:lvlJc w:val="left"/>
-      <w:pPr>
-        <w:ind w:left="2160" w:hanging="360"/>
-      </w:pPr>
-    </w:lvl>
-    <w:lvl w:ilvl="3">
-      <w:numFmt w:val="bullet"/>
-      <w:lvlText w:val="☐"/>
-      <w:lvlJc w:val="left"/>
-      <w:pPr>
-        <w:ind w:left="2880" w:hanging="360"/>
-      </w:pPr>
-    </w:lvl>
-    <w:lvl w:ilvl="4">
-      <w:numFmt w:val="bullet"/>
-      <w:lvlText w:val="☐"/>
-      <w:lvlJc w:val="left"/>
-      <w:pPr>
-        <w:ind w:left="3600" w:hanging="360"/>
-      </w:pPr>
-    </w:lvl>
-    <w:lvl w:ilvl="5">
-      <w:numFmt w:val="bullet"/>
-      <w:lvlText w:val="☐"/>
-      <w:lvlJc w:val="left"/>
-      <w:pPr>
-        <w:ind w:left="4320" w:hanging="360"/>
-      </w:pPr>
-    </w:lvl>
-    <w:lvl w:ilvl="6">
-      <w:numFmt w:val="bullet"/>
-      <w:lvlText w:val="☐"/>
-      <w:lvlJc w:val="left"/>
-      <w:pPr>
-        <w:ind w:left="5040" w:hanging="360"/>
-      </w:pPr>
-    </w:lvl>
-    <w:lvl w:ilvl="7">
-      <w:numFmt w:val="bullet"/>
-      <w:lvlText w:val="☐"/>
-      <w:lvlJc w:val="left"/>
-      <w:pPr>
-        <w:ind w:left="5760" w:hanging="360"/>
-      </w:pPr>
-    </w:lvl>
-    <w:lvl w:ilvl="8">
-      <w:numFmt w:val="bullet"/>
-      <w:lvlText w:val="☐"/>
-      <w:lvlJc w:val="left"/>
-      <w:pPr>
-        <w:ind w:left="6480" w:hanging="360"/>
+        <w:ind w:left="6480" w:hanging="480"/>
       </w:pPr>
     </w:lvl>
   </w:abstractNum>
@@ -1725,25 +1664,7 @@
     </w:lvlOverride>
   </w:num>
   <w:num w:numId="1006">
-    <w:abstractNumId w:val="992"/>
-  </w:num>
-  <w:num w:numId="1007">
-    <w:abstractNumId w:val="992"/>
-  </w:num>
-  <w:num w:numId="1008">
-    <w:abstractNumId w:val="992"/>
-  </w:num>
-  <w:num w:numId="1009">
-    <w:abstractNumId w:val="992"/>
-  </w:num>
-  <w:num w:numId="1010">
-    <w:abstractNumId w:val="992"/>
-  </w:num>
-  <w:num w:numId="1011">
-    <w:abstractNumId w:val="992"/>
-  </w:num>
-  <w:num w:numId="1012">
-    <w:abstractNumId w:val="992"/>
+    <w:abstractNumId w:val="991"/>
   </w:num>
 </w:numbering>
 </file>
@@ -1753,10 +1674,10 @@
   <w:docDefaults>
     <w:rPrDefault>
       <w:rPr>
-        <w:rFonts w:asciiTheme="minorHAnsi" w:cstheme="minorBidi" w:eastAsiaTheme="minorEastAsia" w:hAnsiTheme="minorHAnsi"/>
+        <w:rFonts w:asciiTheme="minorHAnsi" w:cstheme="minorBidi" w:eastAsiaTheme="minorHAnsi" w:hAnsiTheme="minorHAnsi"/>
         <w:sz w:val="24"/>
         <w:szCs w:val="24"/>
-        <w:lang w:bidi="ar-SA" w:eastAsia="zh-CN" w:val="en-US"/>
+        <w:lang w:bidi="ar-SA" w:eastAsia="en-US" w:val="en-US"/>
       </w:rPr>
     </w:rPrDefault>
     <w:pPrDefault>
@@ -1774,10 +1695,10 @@
     <w:name w:val="Body Text"/>
     <w:basedOn w:val="Normal"/>
     <w:link w:val="BodyTextChar"/>
-    <w:qFormat/>
     <w:pPr>
       <w:spacing w:after="180" w:before="180"/>
     </w:pPr>
+    <w:qFormat/>
   </w:style>
   <w:style w:customStyle="1" w:styleId="FirstParagraph" w:type="paragraph">
     <w:name w:val="First Paragraph"/>
@@ -1797,94 +1718,57 @@
     <w:name w:val="Title"/>
     <w:basedOn w:val="Normal"/>
     <w:next w:val="BodyText"/>
-    <w:link w:val="TitleChar"/>
-    <w:uiPriority w:val="10"/>
     <w:qFormat/>
-    <w:rsid w:val="00A10FD9"/>
     <w:pPr>
-      <w:spacing w:after="80" w:line="240" w:lineRule="auto"/>
-      <w:contextualSpacing/>
+      <w:keepNext/>
+      <w:keepLines/>
+      <w:spacing w:after="240" w:before="480"/>
       <w:jc w:val="center"/>
     </w:pPr>
     <w:rPr>
       <w:rFonts w:asciiTheme="majorHAnsi" w:cstheme="majorBidi" w:eastAsiaTheme="majorEastAsia" w:hAnsiTheme="majorHAnsi"/>
-      <w:sz w:val="56"/>
-      <w:szCs w:val="56"/>
-    </w:rPr>
-  </w:style>
-  <w:style w:customStyle="1" w:styleId="TitleChar" w:type="character">
-    <w:name w:val="Title Char"/>
-    <w:basedOn w:val="DefaultParagraphFont"/>
-    <w:link w:val="Title"/>
-    <w:uiPriority w:val="10"/>
-    <w:rsid w:val="00A10FD9"/>
-    <w:rPr>
-      <w:rFonts w:asciiTheme="majorHAnsi" w:cstheme="majorBidi" w:eastAsiaTheme="majorEastAsia" w:hAnsiTheme="majorHAnsi"/>
-      <w:sz w:val="56"/>
-      <w:szCs w:val="56"/>
+      <w:b/>
+      <w:bCs/>
+      <w:color w:themeColor="accent1" w:themeShade="B5" w:val="345A8A"/>
+      <w:sz w:val="36"/>
+      <w:szCs w:val="36"/>
     </w:rPr>
   </w:style>
   <w:style w:styleId="Subtitle" w:type="paragraph">
     <w:name w:val="Subtitle"/>
-    <w:basedOn w:val="Title"/>
-    <w:next w:val="BodyText"/>
-    <w:link w:val="SubtitleChar"/>
-    <w:uiPriority w:val="11"/>
-    <w:qFormat/>
-    <w:rsid w:val="00A10FD9"/>
-    <w:pPr>
-      <w:numPr>
-        <w:ilvl w:val="1"/>
-      </w:numPr>
-    </w:pPr>
-    <w:rPr>
-      <w:rFonts w:cstheme="majorBidi" w:eastAsiaTheme="majorEastAsia"/>
-      <w:spacing w:val="15"/>
-      <w:sz w:val="28"/>
-      <w:szCs w:val="28"/>
-    </w:rPr>
-  </w:style>
-  <w:style w:customStyle="1" w:styleId="SubtitleChar" w:type="character">
-    <w:name w:val="Subtitle Char"/>
-    <w:basedOn w:val="DefaultParagraphFont"/>
-    <w:link w:val="Subtitle"/>
-    <w:uiPriority w:val="11"/>
-    <w:rsid w:val="00A10FD9"/>
-    <w:rPr>
-      <w:rFonts w:cstheme="majorBidi" w:eastAsiaTheme="majorEastAsia"/>
-      <w:color w:themeColor="text1" w:themeTint="A6" w:val="595959"/>
-      <w:spacing w:val="15"/>
-      <w:sz w:val="28"/>
-      <w:szCs w:val="28"/>
-    </w:rPr>
-  </w:style>
-  <w:style w:customStyle="1" w:styleId="Author" w:type="paragraph">
-    <w:name w:val="Author"/>
     <w:basedOn w:val="Title"/>
     <w:next w:val="BodyText"/>
     <w:qFormat/>
     <w:pPr>
       <w:keepNext/>
       <w:keepLines/>
+      <w:spacing w:after="240" w:before="240"/>
+      <w:jc w:val="center"/>
     </w:pPr>
     <w:rPr>
-      <w:sz w:val="24"/>
-      <w:szCs w:val="24"/>
-    </w:rPr>
-  </w:style>
-  <w:style w:styleId="Date" w:type="paragraph">
-    <w:name w:val="Date"/>
-    <w:basedOn w:val="Title"/>
+      <w:sz w:val="30"/>
+      <w:szCs w:val="30"/>
+    </w:rPr>
+  </w:style>
+  <w:style w:customStyle="1" w:styleId="Author" w:type="paragraph">
+    <w:name w:val="Author"/>
     <w:next w:val="BodyText"/>
     <w:qFormat/>
     <w:pPr>
       <w:keepNext/>
       <w:keepLines/>
+      <w:jc w:val="center"/>
     </w:pPr>
-    <w:rPr>
-      <w:sz w:val="24"/>
-      <w:szCs w:val="24"/>
-    </w:rPr>
+  </w:style>
+  <w:style w:styleId="Date" w:type="paragraph">
+    <w:name w:val="Date"/>
+    <w:next w:val="BodyText"/>
+    <w:qFormat/>
+    <w:pPr>
+      <w:keepNext/>
+      <w:keepLines/>
+      <w:jc w:val="center"/>
+    </w:pPr>
   </w:style>
   <w:style w:customStyle="1" w:styleId="AbstractTitle" w:type="paragraph">
     <w:name w:val="Abstract Title"/>
@@ -1894,13 +1778,15 @@
     <w:pPr>
       <w:keepNext/>
       <w:keepLines/>
+      <w:jc w:val="center"/>
       <w:spacing w:after="0" w:before="300"/>
-      <w:jc w:val="center"/>
     </w:pPr>
     <w:rPr>
-      <w:b/>
       <w:sz w:val="20"/>
       <w:szCs w:val="20"/>
+      <w:b/>
+      <w:color w:val="345A8A"/>
+      &gt;
     </w:rPr>
   </w:style>
   <w:style w:customStyle="1" w:styleId="Abstract" w:type="paragraph">
@@ -1927,321 +1813,191 @@
     <w:rPr/>
   </w:style>
   <w:style w:styleId="Heading1" w:type="paragraph">
-    <w:name w:val="heading 1"/>
+    <w:name w:val="Heading 1"/>
     <w:basedOn w:val="Normal"/>
     <w:next w:val="BodyText"/>
-    <w:link w:val="Heading1Char"/>
     <w:uiPriority w:val="9"/>
     <w:qFormat/>
-    <w:rsid w:val="00A10FD9"/>
     <w:pPr>
       <w:keepNext/>
       <w:keepLines/>
-      <w:spacing w:after="80" w:before="360"/>
+      <w:spacing w:after="0" w:before="480"/>
       <w:outlineLvl w:val="0"/>
     </w:pPr>
     <w:rPr>
       <w:rFonts w:asciiTheme="majorHAnsi" w:cstheme="majorBidi" w:eastAsiaTheme="majorEastAsia" w:hAnsiTheme="majorHAnsi"/>
-      <w:color w:themeColor="accent1" w:themeShade="BF" w:val="0F4761"/>
-      <w:sz w:val="40"/>
-      <w:szCs w:val="40"/>
+      <w:b/>
+      <w:bCs/>
+      <w:color w:themeColor="accent1" w:val="4F81BD"/>
+      <w:sz w:val="32"/>
+      <w:szCs w:val="32"/>
     </w:rPr>
   </w:style>
   <w:style w:styleId="Heading2" w:type="paragraph">
-    <w:name w:val="heading 2"/>
+    <w:name w:val="Heading 2"/>
     <w:basedOn w:val="Normal"/>
     <w:next w:val="BodyText"/>
-    <w:link w:val="Heading2Char"/>
     <w:uiPriority w:val="9"/>
-    <w:semiHidden/>
     <w:unhideWhenUsed/>
     <w:qFormat/>
-    <w:rsid w:val="00A10FD9"/>
     <w:pPr>
       <w:keepNext/>
       <w:keepLines/>
-      <w:spacing w:after="80" w:before="160"/>
+      <w:spacing w:after="0" w:before="200"/>
       <w:outlineLvl w:val="1"/>
     </w:pPr>
     <w:rPr>
       <w:rFonts w:asciiTheme="majorHAnsi" w:cstheme="majorBidi" w:eastAsiaTheme="majorEastAsia" w:hAnsiTheme="majorHAnsi"/>
-      <w:color w:themeColor="accent1" w:themeShade="BF" w:val="0F4761"/>
-      <w:sz w:val="32"/>
-      <w:szCs w:val="32"/>
+      <w:b/>
+      <w:bCs/>
+      <w:color w:themeColor="accent1" w:val="4F81BD"/>
+      <w:sz w:val="28"/>
+      <w:szCs w:val="28"/>
     </w:rPr>
   </w:style>
   <w:style w:styleId="Heading3" w:type="paragraph">
-    <w:name w:val="heading 3"/>
+    <w:name w:val="Heading 3"/>
     <w:basedOn w:val="Normal"/>
     <w:next w:val="BodyText"/>
-    <w:link w:val="Heading3Char"/>
     <w:uiPriority w:val="9"/>
-    <w:semiHidden/>
     <w:unhideWhenUsed/>
     <w:qFormat/>
-    <w:rsid w:val="00A10FD9"/>
     <w:pPr>
       <w:keepNext/>
       <w:keepLines/>
-      <w:spacing w:after="80" w:before="160"/>
+      <w:spacing w:after="0" w:before="200"/>
       <w:outlineLvl w:val="2"/>
     </w:pPr>
     <w:rPr>
-      <w:rFonts w:cstheme="majorBidi" w:eastAsiaTheme="majorEastAsia"/>
-      <w:color w:themeColor="accent1" w:themeShade="BF" w:val="0F4761"/>
-      <w:sz w:val="28"/>
-      <w:szCs w:val="28"/>
+      <w:rFonts w:asciiTheme="majorHAnsi" w:cstheme="majorBidi" w:eastAsiaTheme="majorEastAsia" w:hAnsiTheme="majorHAnsi"/>
+      <w:b/>
+      <w:bCs/>
+      <w:color w:themeColor="accent1" w:val="4F81BD"/>
+      <w:sz w:val="24"/>
+      <w:szCs w:val="24"/>
     </w:rPr>
   </w:style>
   <w:style w:styleId="Heading4" w:type="paragraph">
-    <w:name w:val="heading 4"/>
+    <w:name w:val="Heading 4"/>
     <w:basedOn w:val="Normal"/>
     <w:next w:val="BodyText"/>
-    <w:link w:val="Heading4Char"/>
     <w:uiPriority w:val="9"/>
-    <w:semiHidden/>
     <w:unhideWhenUsed/>
     <w:qFormat/>
-    <w:rsid w:val="00A10FD9"/>
     <w:pPr>
       <w:keepNext/>
       <w:keepLines/>
-      <w:spacing w:after="40" w:before="80"/>
+      <w:spacing w:after="0" w:before="200"/>
       <w:outlineLvl w:val="3"/>
     </w:pPr>
     <w:rPr>
-      <w:rFonts w:cstheme="majorBidi" w:eastAsiaTheme="majorEastAsia"/>
+      <w:rFonts w:asciiTheme="majorHAnsi" w:cstheme="majorBidi" w:eastAsiaTheme="majorEastAsia" w:hAnsiTheme="majorHAnsi"/>
       <w:i/>
-      <w:iCs/>
-      <w:color w:themeColor="accent1" w:themeShade="BF" w:val="0F4761"/>
+      <w:bCs/>
+      <w:color w:themeColor="accent1" w:val="4F81BD"/>
+      <w:sz w:val="24"/>
+      <w:szCs w:val="24"/>
     </w:rPr>
   </w:style>
   <w:style w:styleId="Heading5" w:type="paragraph">
-    <w:name w:val="heading 5"/>
+    <w:name w:val="Heading 5"/>
     <w:basedOn w:val="Normal"/>
     <w:next w:val="BodyText"/>
-    <w:link w:val="Heading5Char"/>
     <w:uiPriority w:val="9"/>
-    <w:semiHidden/>
     <w:unhideWhenUsed/>
     <w:qFormat/>
-    <w:rsid w:val="00A10FD9"/>
     <w:pPr>
       <w:keepNext/>
       <w:keepLines/>
-      <w:spacing w:after="40" w:before="80"/>
+      <w:spacing w:after="0" w:before="200"/>
       <w:outlineLvl w:val="4"/>
     </w:pPr>
     <w:rPr>
-      <w:rFonts w:cstheme="majorBidi" w:eastAsiaTheme="majorEastAsia"/>
-      <w:color w:themeColor="accent1" w:themeShade="BF" w:val="0F4761"/>
+      <w:rFonts w:asciiTheme="majorHAnsi" w:cstheme="majorBidi" w:eastAsiaTheme="majorEastAsia" w:hAnsiTheme="majorHAnsi"/>
+      <w:iCs/>
+      <w:color w:themeColor="accent1" w:val="4F81BD"/>
+      <w:sz w:val="24"/>
+      <w:szCs w:val="24"/>
     </w:rPr>
   </w:style>
   <w:style w:styleId="Heading6" w:type="paragraph">
-    <w:name w:val="heading 6"/>
+    <w:name w:val="Heading 6"/>
     <w:basedOn w:val="Normal"/>
     <w:next w:val="BodyText"/>
-    <w:link w:val="Heading6Char"/>
     <w:uiPriority w:val="9"/>
-    <w:semiHidden/>
     <w:unhideWhenUsed/>
     <w:qFormat/>
-    <w:rsid w:val="00A10FD9"/>
     <w:pPr>
       <w:keepNext/>
       <w:keepLines/>
-      <w:spacing w:after="0" w:before="40"/>
+      <w:spacing w:after="0" w:before="200"/>
       <w:outlineLvl w:val="5"/>
     </w:pPr>
     <w:rPr>
-      <w:rFonts w:cstheme="majorBidi" w:eastAsiaTheme="majorEastAsia"/>
-      <w:i/>
-      <w:iCs/>
-      <w:color w:themeColor="text1" w:themeTint="A6" w:val="595959"/>
+      <w:rFonts w:asciiTheme="majorHAnsi" w:cstheme="majorBidi" w:eastAsiaTheme="majorEastAsia" w:hAnsiTheme="majorHAnsi"/>
+      <w:color w:themeColor="accent1" w:val="4F81BD"/>
+      <w:sz w:val="24"/>
+      <w:szCs w:val="24"/>
     </w:rPr>
   </w:style>
   <w:style w:styleId="Heading7" w:type="paragraph">
-    <w:name w:val="heading 7"/>
+    <w:name w:val="Heading 7"/>
     <w:basedOn w:val="Normal"/>
     <w:next w:val="BodyText"/>
-    <w:link w:val="Heading7Char"/>
     <w:uiPriority w:val="9"/>
-    <w:semiHidden/>
     <w:unhideWhenUsed/>
     <w:qFormat/>
-    <w:rsid w:val="00A10FD9"/>
     <w:pPr>
       <w:keepNext/>
       <w:keepLines/>
-      <w:spacing w:after="0" w:before="40"/>
+      <w:spacing w:after="0" w:before="200"/>
       <w:outlineLvl w:val="6"/>
     </w:pPr>
     <w:rPr>
-      <w:rFonts w:cstheme="majorBidi" w:eastAsiaTheme="majorEastAsia"/>
-      <w:color w:themeColor="text1" w:themeTint="A6" w:val="595959"/>
+      <w:rFonts w:asciiTheme="majorHAnsi" w:cstheme="majorBidi" w:eastAsiaTheme="majorEastAsia" w:hAnsiTheme="majorHAnsi"/>
+      <w:color w:themeColor="accent1" w:val="4F81BD"/>
+      <w:sz w:val="24"/>
+      <w:szCs w:val="24"/>
     </w:rPr>
   </w:style>
   <w:style w:styleId="Heading8" w:type="paragraph">
-    <w:name w:val="heading 8"/>
+    <w:name w:val="Heading 8"/>
     <w:basedOn w:val="Normal"/>
     <w:next w:val="BodyText"/>
-    <w:link w:val="Heading8Char"/>
     <w:uiPriority w:val="9"/>
-    <w:semiHidden/>
     <w:unhideWhenUsed/>
     <w:qFormat/>
-    <w:rsid w:val="00A10FD9"/>
     <w:pPr>
       <w:keepNext/>
       <w:keepLines/>
-      <w:spacing w:after="0"/>
+      <w:spacing w:after="0" w:before="200"/>
       <w:outlineLvl w:val="7"/>
     </w:pPr>
     <w:rPr>
-      <w:rFonts w:cstheme="majorBidi" w:eastAsiaTheme="majorEastAsia"/>
-      <w:i/>
-      <w:iCs/>
-      <w:color w:themeColor="text1" w:themeTint="D8" w:val="272727"/>
+      <w:rFonts w:asciiTheme="majorHAnsi" w:cstheme="majorBidi" w:eastAsiaTheme="majorEastAsia" w:hAnsiTheme="majorHAnsi"/>
+      <w:color w:themeColor="accent1" w:val="4F81BD"/>
+      <w:sz w:val="24"/>
+      <w:szCs w:val="24"/>
     </w:rPr>
   </w:style>
   <w:style w:styleId="Heading9" w:type="paragraph">
-    <w:name w:val="heading 9"/>
+    <w:name w:val="Heading 9"/>
     <w:basedOn w:val="Normal"/>
     <w:next w:val="BodyText"/>
-    <w:link w:val="Heading9Char"/>
     <w:uiPriority w:val="9"/>
-    <w:semiHidden/>
     <w:unhideWhenUsed/>
     <w:qFormat/>
-    <w:rsid w:val="00A10FD9"/>
     <w:pPr>
       <w:keepNext/>
       <w:keepLines/>
-      <w:spacing w:after="0"/>
+      <w:spacing w:after="0" w:before="200"/>
       <w:outlineLvl w:val="8"/>
     </w:pPr>
     <w:rPr>
-      <w:rFonts w:cstheme="majorBidi" w:eastAsiaTheme="majorEastAsia"/>
-      <w:color w:themeColor="text1" w:themeTint="D8" w:val="272727"/>
-    </w:rPr>
-  </w:style>
-  <w:style w:customStyle="1" w:styleId="Heading1Char" w:type="character">
-    <w:name w:val="Heading 1 Char"/>
-    <w:basedOn w:val="DefaultParagraphFont"/>
-    <w:link w:val="Heading1"/>
-    <w:uiPriority w:val="9"/>
-    <w:rsid w:val="00A10FD9"/>
-    <w:rPr>
       <w:rFonts w:asciiTheme="majorHAnsi" w:cstheme="majorBidi" w:eastAsiaTheme="majorEastAsia" w:hAnsiTheme="majorHAnsi"/>
-      <w:color w:themeColor="accent1" w:themeShade="BF" w:val="0F4761"/>
-      <w:sz w:val="40"/>
-      <w:szCs w:val="40"/>
-    </w:rPr>
-  </w:style>
-  <w:style w:customStyle="1" w:styleId="Heading2Char" w:type="character">
-    <w:name w:val="Heading 2 Char"/>
-    <w:basedOn w:val="DefaultParagraphFont"/>
-    <w:link w:val="Heading2"/>
-    <w:uiPriority w:val="9"/>
-    <w:semiHidden/>
-    <w:rsid w:val="00A10FD9"/>
-    <w:rPr>
-      <w:rFonts w:asciiTheme="majorHAnsi" w:cstheme="majorBidi" w:eastAsiaTheme="majorEastAsia" w:hAnsiTheme="majorHAnsi"/>
-      <w:color w:themeColor="accent1" w:themeShade="BF" w:val="0F4761"/>
-      <w:sz w:val="32"/>
-      <w:szCs w:val="32"/>
-    </w:rPr>
-  </w:style>
-  <w:style w:customStyle="1" w:styleId="Heading3Char" w:type="character">
-    <w:name w:val="Heading 3 Char"/>
-    <w:basedOn w:val="DefaultParagraphFont"/>
-    <w:link w:val="Heading3"/>
-    <w:uiPriority w:val="9"/>
-    <w:semiHidden/>
-    <w:rsid w:val="00A10FD9"/>
-    <w:rPr>
-      <w:rFonts w:cstheme="majorBidi" w:eastAsiaTheme="majorEastAsia"/>
-      <w:color w:themeColor="accent1" w:themeShade="BF" w:val="0F4761"/>
-      <w:sz w:val="28"/>
-      <w:szCs w:val="28"/>
-    </w:rPr>
-  </w:style>
-  <w:style w:customStyle="1" w:styleId="Heading4Char" w:type="character">
-    <w:name w:val="Heading 4 Char"/>
-    <w:basedOn w:val="DefaultParagraphFont"/>
-    <w:link w:val="Heading4"/>
-    <w:uiPriority w:val="9"/>
-    <w:semiHidden/>
-    <w:rsid w:val="00A10FD9"/>
-    <w:rPr>
-      <w:rFonts w:cstheme="majorBidi" w:eastAsiaTheme="majorEastAsia"/>
-      <w:i/>
-      <w:iCs/>
-      <w:color w:themeColor="accent1" w:themeShade="BF" w:val="0F4761"/>
-    </w:rPr>
-  </w:style>
-  <w:style w:customStyle="1" w:styleId="Heading5Char" w:type="character">
-    <w:name w:val="Heading 5 Char"/>
-    <w:basedOn w:val="DefaultParagraphFont"/>
-    <w:link w:val="Heading5"/>
-    <w:uiPriority w:val="9"/>
-    <w:semiHidden/>
-    <w:rsid w:val="00A10FD9"/>
-    <w:rPr>
-      <w:rFonts w:cstheme="majorBidi" w:eastAsiaTheme="majorEastAsia"/>
-      <w:color w:themeColor="accent1" w:themeShade="BF" w:val="0F4761"/>
-    </w:rPr>
-  </w:style>
-  <w:style w:customStyle="1" w:styleId="Heading6Char" w:type="character">
-    <w:name w:val="Heading 6 Char"/>
-    <w:basedOn w:val="DefaultParagraphFont"/>
-    <w:link w:val="Heading6"/>
-    <w:uiPriority w:val="9"/>
-    <w:semiHidden/>
-    <w:rsid w:val="00A10FD9"/>
-    <w:rPr>
-      <w:rFonts w:cstheme="majorBidi" w:eastAsiaTheme="majorEastAsia"/>
-      <w:i/>
-      <w:iCs/>
-      <w:color w:themeColor="text1" w:themeTint="A6" w:val="595959"/>
-    </w:rPr>
-  </w:style>
-  <w:style w:customStyle="1" w:styleId="Heading7Char" w:type="character">
-    <w:name w:val="Heading 7 Char"/>
-    <w:basedOn w:val="DefaultParagraphFont"/>
-    <w:link w:val="Heading7"/>
-    <w:uiPriority w:val="9"/>
-    <w:semiHidden/>
-    <w:rsid w:val="00A10FD9"/>
-    <w:rPr>
-      <w:rFonts w:cstheme="majorBidi" w:eastAsiaTheme="majorEastAsia"/>
-      <w:color w:themeColor="text1" w:themeTint="A6" w:val="595959"/>
-    </w:rPr>
-  </w:style>
-  <w:style w:customStyle="1" w:styleId="Heading8Char" w:type="character">
-    <w:name w:val="Heading 8 Char"/>
-    <w:basedOn w:val="DefaultParagraphFont"/>
-    <w:link w:val="Heading8"/>
-    <w:uiPriority w:val="9"/>
-    <w:semiHidden/>
-    <w:rsid w:val="00A10FD9"/>
-    <w:rPr>
-      <w:rFonts w:cstheme="majorBidi" w:eastAsiaTheme="majorEastAsia"/>
-      <w:i/>
-      <w:iCs/>
-      <w:color w:themeColor="text1" w:themeTint="D8" w:val="272727"/>
-    </w:rPr>
-  </w:style>
-  <w:style w:customStyle="1" w:styleId="Heading9Char" w:type="character">
-    <w:name w:val="Heading 9 Char"/>
-    <w:basedOn w:val="DefaultParagraphFont"/>
-    <w:link w:val="Heading9"/>
-    <w:uiPriority w:val="9"/>
-    <w:semiHidden/>
-    <w:rsid w:val="00A10FD9"/>
-    <w:rPr>
-      <w:rFonts w:cstheme="majorBidi" w:eastAsiaTheme="majorEastAsia"/>
-      <w:color w:themeColor="text1" w:themeTint="D8" w:val="272727"/>
+      <w:color w:themeColor="accent1" w:val="4F81BD"/>
+      <w:sz w:val="24"/>
+      <w:szCs w:val="24"/>
     </w:rPr>
   </w:style>
   <w:style w:styleId="BlockText" w:type="paragraph">
@@ -2263,18 +2019,6 @@
     <w:uiPriority w:val="9"/>
     <w:unhideWhenUsed/>
     <w:qFormat/>
-  </w:style>
-  <w:style w:styleId="FootnoteBlockText" w:type="paragraph">
-    <w:name w:val="Footnote Block Text"/>
-    <w:basedOn w:val="FootnoteText"/>
-    <w:next w:val="FootnoteText"/>
-    <w:uiPriority w:val="9"/>
-    <w:unhideWhenUsed/>
-    <w:qFormat/>
-    <w:pPr>
-      <w:spacing w:after="100" w:before="100"/>
-      <w:ind w:firstLine="0" w:left="480" w:right="480"/>
-    </w:pPr>
   </w:style>
   <w:style w:default="1" w:styleId="DefaultParagraphFont" w:type="character">
     <w:name w:val="Default Paragraph Font"/>
@@ -2297,11 +2041,18 @@
       </w:tblCellMar>
     </w:tblPr>
     <w:tblStylePr w:type="firstRow">
+      <w:tblPr>
+        <w:jc w:val="left"/>
+        <w:tblInd w:type="dxa" w:w="0"/>
+      </w:tblPr>
+      <w:trPr>
+        <w:jc w:val="left"/>
+      </w:trPr>
       <w:tcPr>
+        <w:vAlign w:val="bottom"/>
         <w:tcBorders>
           <w:bottom w:val="single"/>
         </w:tcBorders>
-        <w:vAlign w:val="bottom"/>
       </w:tcPr>
     </w:tblStylePr>
   </w:style>
@@ -2416,8 +2167,8 @@
     <w:name w:val="KeywordTok"/>
     <w:basedOn w:val="VerbatimChar"/>
     <w:rPr>
+      <w:color w:val="007020"/>
       <w:b/>
-      <w:color w:val="007020"/>
     </w:rPr>
   </w:style>
   <w:style w:type="character" w:customStyle="1" w:styleId="DataTypeTok">
@@ -2494,42 +2245,42 @@
     <w:name w:val="ImportTok"/>
     <w:basedOn w:val="VerbatimChar"/>
     <w:rPr>
+      <w:color w:val="008000"/>
       <w:b/>
-      <w:color w:val="008000"/>
     </w:rPr>
   </w:style>
   <w:style w:type="character" w:customStyle="1" w:styleId="CommentTok">
     <w:name w:val="CommentTok"/>
     <w:basedOn w:val="VerbatimChar"/>
     <w:rPr>
+      <w:color w:val="60a0b0"/>
       <w:i/>
-      <w:color w:val="60a0b0"/>
     </w:rPr>
   </w:style>
   <w:style w:type="character" w:customStyle="1" w:styleId="DocumentationTok">
     <w:name w:val="DocumentationTok"/>
     <w:basedOn w:val="VerbatimChar"/>
     <w:rPr>
+      <w:color w:val="ba2121"/>
       <w:i/>
-      <w:color w:val="ba2121"/>
     </w:rPr>
   </w:style>
   <w:style w:type="character" w:customStyle="1" w:styleId="AnnotationTok">
     <w:name w:val="AnnotationTok"/>
     <w:basedOn w:val="VerbatimChar"/>
     <w:rPr>
+      <w:color w:val="60a0b0"/>
       <w:b/>
       <w:i/>
-      <w:color w:val="60a0b0"/>
     </w:rPr>
   </w:style>
   <w:style w:type="character" w:customStyle="1" w:styleId="CommentVarTok">
     <w:name w:val="CommentVarTok"/>
     <w:basedOn w:val="VerbatimChar"/>
     <w:rPr>
+      <w:color w:val="60a0b0"/>
       <w:b/>
       <w:i/>
-      <w:color w:val="60a0b0"/>
     </w:rPr>
   </w:style>
   <w:style w:type="character" w:customStyle="1" w:styleId="OtherTok">
@@ -2557,8 +2308,8 @@
     <w:name w:val="ControlFlowTok"/>
     <w:basedOn w:val="VerbatimChar"/>
     <w:rPr>
+      <w:color w:val="007020"/>
       <w:b/>
-      <w:color w:val="007020"/>
     </w:rPr>
   </w:style>
   <w:style w:type="character" w:customStyle="1" w:styleId="OperatorTok">
@@ -2603,34 +2354,34 @@
     <w:name w:val="InformationTok"/>
     <w:basedOn w:val="VerbatimChar"/>
     <w:rPr>
+      <w:color w:val="60a0b0"/>
       <w:b/>
       <w:i/>
-      <w:color w:val="60a0b0"/>
     </w:rPr>
   </w:style>
   <w:style w:type="character" w:customStyle="1" w:styleId="WarningTok">
     <w:name w:val="WarningTok"/>
     <w:basedOn w:val="VerbatimChar"/>
     <w:rPr>
+      <w:color w:val="60a0b0"/>
       <w:b/>
       <w:i/>
-      <w:color w:val="60a0b0"/>
     </w:rPr>
   </w:style>
   <w:style w:type="character" w:customStyle="1" w:styleId="AlertTok">
     <w:name w:val="AlertTok"/>
     <w:basedOn w:val="VerbatimChar"/>
     <w:rPr>
+      <w:color w:val="ff0000"/>
       <w:b/>
-      <w:color w:val="ff0000"/>
     </w:rPr>
   </w:style>
   <w:style w:type="character" w:customStyle="1" w:styleId="ErrorTok">
     <w:name w:val="ErrorTok"/>
     <w:basedOn w:val="VerbatimChar"/>
     <w:rPr>
+      <w:color w:val="ff0000"/>
       <w:b/>
-      <w:color w:val="ff0000"/>
     </w:rPr>
   </w:style>
   <w:style w:type="character" w:customStyle="1" w:styleId="NormalTok">
@@ -2652,44 +2403,44 @@
         <a:sysClr val="window" lastClr="FFFFFF"/>
       </a:lt1>
       <a:dk2>
-        <a:srgbClr val="0E2841"/>
+        <a:srgbClr val="1F497D"/>
       </a:dk2>
       <a:lt2>
-        <a:srgbClr val="E8E8E8"/>
+        <a:srgbClr val="EEECE1"/>
       </a:lt2>
       <a:accent1>
-        <a:srgbClr val="156082"/>
+        <a:srgbClr val="4F81BD"/>
       </a:accent1>
       <a:accent2>
-        <a:srgbClr val="E97132"/>
+        <a:srgbClr val="C0504D"/>
       </a:accent2>
       <a:accent3>
-        <a:srgbClr val="196B24"/>
+        <a:srgbClr val="9BBB59"/>
       </a:accent3>
       <a:accent4>
-        <a:srgbClr val="0F9ED5"/>
+        <a:srgbClr val="8064A2"/>
       </a:accent4>
       <a:accent5>
-        <a:srgbClr val="A02B93"/>
+        <a:srgbClr val="4BACC6"/>
       </a:accent5>
       <a:accent6>
-        <a:srgbClr val="4EA72E"/>
+        <a:srgbClr val="F79646"/>
       </a:accent6>
       <a:hlink>
-        <a:srgbClr val="467886"/>
+        <a:srgbClr val="0000FF"/>
       </a:hlink>
       <a:folHlink>
-        <a:srgbClr val="96607D"/>
+        <a:srgbClr val="800080"/>
       </a:folHlink>
     </a:clrScheme>
     <a:fontScheme name="Office">
       <a:majorFont>
-        <a:latin typeface="Aptos Display" panose="02110004020202020204"/>
+        <a:latin typeface="Calibri"/>
         <a:ea typeface=""/>
         <a:cs typeface=""/>
-        <a:font script="Jpan" typeface="游ゴシック Light"/>
+        <a:font script="Jpan" typeface="ＭＳ ゴシック"/>
         <a:font script="Hang" typeface="맑은 고딕"/>
-        <a:font script="Hans" typeface="等线 Light"/>
+        <a:font script="Hans" typeface="宋体"/>
         <a:font script="Hant" typeface="新細明體"/>
         <a:font script="Arab" typeface="Times New Roman"/>
         <a:font script="Hebr" typeface="Times New Roman"/>
@@ -2716,32 +2467,14 @@
         <a:font script="Mong" typeface="Mongolian Baiti"/>
         <a:font script="Viet" typeface="Times New Roman"/>
         <a:font script="Uigh" typeface="Microsoft Uighur"/>
-        <a:font script="Geor" typeface="Sylfaen"/>
-        <a:font script="Armn" typeface="Arial"/>
-        <a:font script="Bugi" typeface="Leelawadee UI"/>
-        <a:font script="Bopo" typeface="Microsoft JhengHei"/>
-        <a:font script="Java" typeface="Javanese Text"/>
-        <a:font script="Lisu" typeface="Segoe UI"/>
-        <a:font script="Mymr" typeface="Myanmar Text"/>
-        <a:font script="Nkoo" typeface="Ebrima"/>
-        <a:font script="Olck" typeface="Nirmala UI"/>
-        <a:font script="Osma" typeface="Ebrima"/>
-        <a:font script="Phag" typeface="Phagspa"/>
-        <a:font script="Syrn" typeface="Estrangelo Edessa"/>
-        <a:font script="Syrj" typeface="Estrangelo Edessa"/>
-        <a:font script="Syre" typeface="Estrangelo Edessa"/>
-        <a:font script="Sora" typeface="Nirmala UI"/>
-        <a:font script="Tale" typeface="Microsoft Tai Le"/>
-        <a:font script="Talu" typeface="Microsoft New Tai Lue"/>
-        <a:font script="Tfng" typeface="Ebrima"/>
       </a:majorFont>
       <a:minorFont>
-        <a:latin typeface="Aptos" panose="02110004020202020204"/>
+        <a:latin typeface="Cambria"/>
         <a:ea typeface=""/>
         <a:cs typeface=""/>
-        <a:font script="Jpan" typeface="游明朝"/>
+        <a:font script="Jpan" typeface="ＭＳ 明朝"/>
         <a:font script="Hang" typeface="맑은 고딕"/>
-        <a:font script="Hans" typeface="等线"/>
+        <a:font script="Hans" typeface="宋体"/>
         <a:font script="Hant" typeface="新細明體"/>
         <a:font script="Arab" typeface="Arial"/>
         <a:font script="Hebr" typeface="Arial"/>
@@ -2768,24 +2501,6 @@
         <a:font script="Mong" typeface="Mongolian Baiti"/>
         <a:font script="Viet" typeface="Arial"/>
         <a:font script="Uigh" typeface="Microsoft Uighur"/>
-        <a:font script="Geor" typeface="Sylfaen"/>
-        <a:font script="Armn" typeface="Arial"/>
-        <a:font script="Bugi" typeface="Leelawadee UI"/>
-        <a:font script="Bopo" typeface="Microsoft JhengHei"/>
-        <a:font script="Java" typeface="Javanese Text"/>
-        <a:font script="Lisu" typeface="Segoe UI"/>
-        <a:font script="Mymr" typeface="Myanmar Text"/>
-        <a:font script="Nkoo" typeface="Ebrima"/>
-        <a:font script="Olck" typeface="Nirmala UI"/>
-        <a:font script="Osma" typeface="Ebrima"/>
-        <a:font script="Phag" typeface="Phagspa"/>
-        <a:font script="Syrn" typeface="Estrangelo Edessa"/>
-        <a:font script="Syrj" typeface="Estrangelo Edessa"/>
-        <a:font script="Syre" typeface="Estrangelo Edessa"/>
-        <a:font script="Sora" typeface="Nirmala UI"/>
-        <a:font script="Tale" typeface="Microsoft Tai Le"/>
-        <a:font script="Talu" typeface="Microsoft New Tai Lue"/>
-        <a:font script="Tfng" typeface="Ebrima"/>
       </a:minorFont>
     </a:fontScheme>
     <a:fmtScheme name="Office">
@@ -2797,141 +2512,200 @@
           <a:gsLst>
             <a:gs pos="0">
               <a:schemeClr val="phClr">
-                <a:lumMod val="110000"/>
-                <a:satMod val="105000"/>
-                <a:tint val="67000"/>
+                <a:tint val="50000"/>
+                <a:satMod val="300000"/>
               </a:schemeClr>
             </a:gs>
-            <a:gs pos="50000">
+            <a:gs pos="35000">
               <a:schemeClr val="phClr">
-                <a:lumMod val="105000"/>
-                <a:satMod val="103000"/>
-                <a:tint val="73000"/>
+                <a:tint val="37000"/>
+                <a:satMod val="300000"/>
               </a:schemeClr>
             </a:gs>
             <a:gs pos="100000">
               <a:schemeClr val="phClr">
-                <a:lumMod val="105000"/>
-                <a:satMod val="109000"/>
-                <a:tint val="81000"/>
+                <a:tint val="15000"/>
+                <a:satMod val="350000"/>
               </a:schemeClr>
             </a:gs>
           </a:gsLst>
-          <a:lin ang="5400000" scaled="0"/>
+          <a:lin ang="16200000" scaled="1"/>
         </a:gradFill>
         <a:gradFill rotWithShape="1">
           <a:gsLst>
             <a:gs pos="0">
               <a:schemeClr val="phClr">
-                <a:satMod val="103000"/>
-                <a:lumMod val="102000"/>
-                <a:tint val="94000"/>
-              </a:schemeClr>
-            </a:gs>
-            <a:gs pos="50000">
-              <a:schemeClr val="phClr">
-                <a:satMod val="110000"/>
-                <a:lumMod val="100000"/>
+                <a:tint val="100000"/>
                 <a:shade val="100000"/>
+                <a:satMod val="130000"/>
               </a:schemeClr>
             </a:gs>
             <a:gs pos="100000">
               <a:schemeClr val="phClr">
-                <a:lumMod val="99000"/>
-                <a:satMod val="120000"/>
-                <a:shade val="78000"/>
+                <a:tint val="50000"/>
+                <a:shade val="100000"/>
+                <a:satMod val="350000"/>
               </a:schemeClr>
             </a:gs>
           </a:gsLst>
-          <a:lin ang="5400000" scaled="0"/>
+          <a:lin ang="16200000" scaled="0"/>
         </a:gradFill>
       </a:fillStyleLst>
       <a:lnStyleLst>
-        <a:ln w="6350" cap="flat" cmpd="sng" algn="ctr">
+        <a:ln w="9525" cap="flat" cmpd="sng" algn="ctr">
+          <a:solidFill>
+            <a:schemeClr val="phClr">
+              <a:shade val="95000"/>
+              <a:satMod val="105000"/>
+            </a:schemeClr>
+          </a:solidFill>
+          <a:prstDash val="solid"/>
+        </a:ln>
+        <a:ln w="25400" cap="flat" cmpd="sng" algn="ctr">
           <a:solidFill>
             <a:schemeClr val="phClr"/>
           </a:solidFill>
           <a:prstDash val="solid"/>
-          <a:miter lim="800000"/>
         </a:ln>
-        <a:ln w="12700" cap="flat" cmpd="sng" algn="ctr">
+        <a:ln w="38100" cap="flat" cmpd="sng" algn="ctr">
           <a:solidFill>
             <a:schemeClr val="phClr"/>
           </a:solidFill>
           <a:prstDash val="solid"/>
-          <a:miter lim="800000"/>
-        </a:ln>
-        <a:ln w="19050" cap="flat" cmpd="sng" algn="ctr">
-          <a:solidFill>
-            <a:schemeClr val="phClr"/>
-          </a:solidFill>
-          <a:prstDash val="solid"/>
-          <a:miter lim="800000"/>
         </a:ln>
       </a:lnStyleLst>
       <a:effectStyleLst>
         <a:effectStyle>
-          <a:effectLst/>
-        </a:effectStyle>
-        <a:effectStyle>
-          <a:effectLst/>
+          <a:effectLst>
+            <a:outerShdw blurRad="40000" dist="20000" dir="5400000" rotWithShape="0">
+              <a:srgbClr val="000000">
+                <a:alpha val="38000"/>
+              </a:srgbClr>
+            </a:outerShdw>
+          </a:effectLst>
         </a:effectStyle>
         <a:effectStyle>
           <a:effectLst>
-            <a:outerShdw blurRad="57150" dist="19050" dir="5400000" algn="ctr" rotWithShape="0">
+            <a:outerShdw blurRad="40000" dist="23000" dir="5400000" rotWithShape="0">
               <a:srgbClr val="000000">
-                <a:alpha val="63000"/>
+                <a:alpha val="35000"/>
               </a:srgbClr>
             </a:outerShdw>
           </a:effectLst>
+        </a:effectStyle>
+        <a:effectStyle>
+          <a:effectLst>
+            <a:outerShdw blurRad="40000" dist="23000" dir="5400000" rotWithShape="0">
+              <a:srgbClr val="000000">
+                <a:alpha val="35000"/>
+              </a:srgbClr>
+            </a:outerShdw>
+          </a:effectLst>
+          <a:scene3d>
+            <a:camera prst="orthographicFront">
+              <a:rot lat="0" lon="0" rev="0"/>
+            </a:camera>
+            <a:lightRig rig="threePt" dir="t">
+              <a:rot lat="0" lon="0" rev="1200000"/>
+            </a:lightRig>
+          </a:scene3d>
+          <a:sp3d>
+            <a:bevelT w="63500" h="25400"/>
+          </a:sp3d>
         </a:effectStyle>
       </a:effectStyleLst>
       <a:bgFillStyleLst>
         <a:solidFill>
           <a:schemeClr val="phClr"/>
         </a:solidFill>
-        <a:solidFill>
-          <a:schemeClr val="phClr">
-            <a:tint val="95000"/>
-            <a:satMod val="170000"/>
-          </a:schemeClr>
-        </a:solidFill>
         <a:gradFill rotWithShape="1">
           <a:gsLst>
             <a:gs pos="0">
               <a:schemeClr val="phClr">
-                <a:tint val="93000"/>
-                <a:satMod val="150000"/>
-                <a:shade val="98000"/>
-                <a:lumMod val="102000"/>
+                <a:tint val="40000"/>
+                <a:satMod val="350000"/>
               </a:schemeClr>
             </a:gs>
-            <a:gs pos="50000">
+            <a:gs pos="40000">
               <a:schemeClr val="phClr">
-                <a:tint val="98000"/>
-                <a:satMod val="130000"/>
-                <a:shade val="90000"/>
-                <a:lumMod val="103000"/>
+                <a:tint val="45000"/>
+                <a:shade val="99000"/>
+                <a:satMod val="350000"/>
               </a:schemeClr>
             </a:gs>
             <a:gs pos="100000">
               <a:schemeClr val="phClr">
-                <a:shade val="63000"/>
-                <a:satMod val="120000"/>
+                <a:shade val="20000"/>
+                <a:satMod val="255000"/>
               </a:schemeClr>
             </a:gs>
           </a:gsLst>
-          <a:lin ang="5400000" scaled="0"/>
+          <a:path path="circle">
+            <a:fillToRect l="50000" t="-80000" r="50000" b="180000"/>
+          </a:path>
+        </a:gradFill>
+        <a:gradFill rotWithShape="1">
+          <a:gsLst>
+            <a:gs pos="0">
+              <a:schemeClr val="phClr">
+                <a:tint val="80000"/>
+                <a:satMod val="300000"/>
+              </a:schemeClr>
+            </a:gs>
+            <a:gs pos="100000">
+              <a:schemeClr val="phClr">
+                <a:shade val="30000"/>
+                <a:satMod val="200000"/>
+              </a:schemeClr>
+            </a:gs>
+          </a:gsLst>
+          <a:path path="circle">
+            <a:fillToRect l="50000" t="50000" r="50000" b="50000"/>
+          </a:path>
         </a:gradFill>
       </a:bgFillStyleLst>
     </a:fmtScheme>
   </a:themeElements>
-  <a:objectDefaults/>
+  <a:objectDefaults>
+    <a:spDef>
+      <a:spPr/>
+      <a:bodyPr/>
+      <a:lstStyle/>
+      <a:style>
+        <a:lnRef idx="1">
+          <a:schemeClr val="accent1"/>
+        </a:lnRef>
+        <a:fillRef idx="3">
+          <a:schemeClr val="accent1"/>
+        </a:fillRef>
+        <a:effectRef idx="2">
+          <a:schemeClr val="accent1"/>
+        </a:effectRef>
+        <a:fontRef idx="minor">
+          <a:schemeClr val="lt1"/>
+        </a:fontRef>
+      </a:style>
+    </a:spDef>
+    <a:lnDef>
+      <a:spPr/>
+      <a:bodyPr/>
+      <a:lstStyle/>
+      <a:style>
+        <a:lnRef idx="2">
+          <a:schemeClr val="accent1"/>
+        </a:lnRef>
+        <a:fillRef idx="0">
+          <a:schemeClr val="accent1"/>
+        </a:fillRef>
+        <a:effectRef idx="1">
+          <a:schemeClr val="accent1"/>
+        </a:effectRef>
+        <a:fontRef idx="minor">
+          <a:schemeClr val="tx1"/>
+        </a:fontRef>
+      </a:style>
+    </a:lnDef>
+  </a:objectDefaults>
   <a:extraClrSchemeLst/>
-  <a:extLst>
-    <a:ext uri="{05A4C25C-085E-4340-85A3-A5531E510DB2}">
-      <thm15:themeFamily xmlns:thm15="http://schemas.microsoft.com/office/thememl/2012/main" name="Office Theme" id="{2E142A2C-CD16-42D6-873A-C26D2A0506FA}" vid="{1BDDFF52-6CD6-40A5-AB3C-68EB2F1E4D0A}"/>
-    </a:ext>
-  </a:extLst>
 </a:theme>
 </file>